--- a/MODULO_3_DESARROLLO_AL_LADO_DEL_CLIENTE_Y_SERVIDOR_WEB/architecture-skills-framework/DOCUMENTO_FINAL_MODULO_3_COMPLETO.docx
+++ b/MODULO_3_DESARROLLO_AL_LADO_DEL_CLIENTE_Y_SERVIDOR_WEB/architecture-skills-framework/DOCUMENTO_FINAL_MODULO_3_COMPLETO.docx
@@ -4983,7 +4983,7 @@
               </w:rPr>
               <w:t>Repositorio GitHub del Proyecto:</w:t>
               <w:br/>
-              <w:t>https://github.com/darkpro/MAESTRIA_EN_INGENIERIA_DE_SOFTWARE_Y_SISTEMAS_INFORMATICO</w:t>
+              <w:t>https://github.com/mianhtsys/landingMod3.git</w:t>
               <w:br/>
               <w:br/>
               <w:t>Ruta del Código de la Landing Page: proyecto/07_landing/</w:t>
